--- a/docs/word/Test-Plan-and-Results-2026.docx
+++ b/docs/word/Test-Plan-and-Results-2026.docx
@@ -726,7 +726,7 @@
                 <w:rFonts w:ascii="Calibri" w:hAnsi="Calibri"/>
                 <w:sz w:val="17"/>
               </w:rPr>
-              <w:t>XAMPP automatic setup and three manual SQL imports.</w:t>
+              <w:t>XAMPP automatic setup and the single complete SQL import.</w:t>
             </w:r>
           </w:p>
         </w:tc>
@@ -757,7 +757,7 @@
                 <w:rFonts w:ascii="Calibri" w:hAnsi="Calibri"/>
                 <w:sz w:val="17"/>
               </w:rPr>
-              <w:t>Menu and staff login work; source folders are blocked by Apache.</w:t>
+              <w:t>Menu, test accounts and staff login work; source folders are blocked by Apache.</w:t>
             </w:r>
           </w:p>
         </w:tc>
@@ -2546,7 +2546,7 @@
                 <w:rFonts w:ascii="Calibri" w:hAnsi="Calibri"/>
                 <w:sz w:val="16"/>
               </w:rPr>
-              <w:t>Ordered SQL import creates 12 items and staff login; source URLs return 403.</w:t>
+              <w:t>Complete SQL import creates 12 items, three fixed test accounts and example orders; source URLs return 403.</w:t>
             </w:r>
           </w:p>
         </w:tc>
@@ -3643,7 +3643,7 @@
                 <w:rFonts w:ascii="Calibri" w:hAnsi="Calibri"/>
                 <w:sz w:val="17"/>
               </w:rPr>
-              <w:t>Manual SQL import</w:t>
+              <w:t>Single-file SQL import</w:t>
             </w:r>
           </w:p>
         </w:tc>
@@ -3703,7 +3703,7 @@
                 <w:rFonts w:ascii="Calibri" w:hAnsi="Calibri"/>
                 <w:sz w:val="17"/>
               </w:rPr>
-              <w:t>Files imported twice; 12 items, valid staff hash and one existing order retained.</w:t>
+              <w:t>Complete file imported twice into a fresh XAMPP test database; 12 items, three fixed accounts, three orders and their payments/events remained consistent.</w:t>
             </w:r>
           </w:p>
         </w:tc>
@@ -3889,7 +3889,7 @@
         <w:t>failure-results.json</w:t>
       </w:r>
       <w:r>
-        <w:t>. Each includes an execution time and its completed checks. Database and domain scripts print their result directly and can be rerun as described below.</w:t>
+        <w:t>. Each includes an execution time and its completed checks. The new single-file XAMPP fixture import was checked on 7 October 2026. Database and domain scripts print their result directly and can be rerun as described below.</w:t>
       </w:r>
     </w:p>
     <w:p>
@@ -4015,17 +4015,17 @@
     </w:p>
     <w:p>
       <w:r>
-        <w:t xml:space="preserve">To repeat the manual XAMPP check, import the three numbered files under </w:t>
+        <w:t xml:space="preserve">To repeat the manual XAMPP check, import </w:t>
       </w:r>
       <w:r>
         <w:rPr>
           <w:rFonts w:ascii="Consolas" w:hAnsi="Consolas"/>
           <w:sz w:val="18"/>
         </w:rPr>
-        <w:t>database/xampp/</w:t>
+        <w:t>database/xampp/cafe-portal-complete.sql</w:t>
       </w:r>
       <w:r>
-        <w:t xml:space="preserve"> in phpMyAdmin, configure </w:t>
+        <w:t xml:space="preserve"> in phpMyAdmin and open the menu, My orders and Staff desk. Sign in with the three fixed accounts listed in README and confirm that each customer sees only their own example orders. Standard XAMPP needs no </w:t>
       </w:r>
       <w:r>
         <w:rPr>
@@ -4035,7 +4035,17 @@
         <w:t>config/local.php</w:t>
       </w:r>
       <w:r>
-        <w:t xml:space="preserve">, open the menu and Staff desk, and request a source path such as </w:t>
+        <w:t xml:space="preserve">; create it from </w:t>
+      </w:r>
+      <w:r>
+        <w:rPr>
+          <w:rFonts w:ascii="Consolas" w:hAnsi="Consolas"/>
+          <w:sz w:val="18"/>
+        </w:rPr>
+        <w:t>config/local.xampp.example.php</w:t>
+      </w:r>
+      <w:r>
+        <w:t xml:space="preserve"> only for a custom MySQL password or port. Request a source path such as </w:t>
       </w:r>
       <w:r>
         <w:rPr>
@@ -4045,7 +4055,7 @@
         <w:t>/cafe/app/actions.php</w:t>
       </w:r>
       <w:r>
-        <w:t xml:space="preserve"> from a full-folder installation. The source path should return 403. Test both customer and staff sign-in after any change to account setup.</w:t>
+        <w:t xml:space="preserve"> from a full-folder installation; it should return 403.</w:t>
       </w:r>
     </w:p>
     <w:p>
